--- a/Game Gdd + Plan FBreathnach C22510773.docx
+++ b/Game Gdd + Plan FBreathnach C22510773.docx
@@ -57,7 +57,23 @@
         <w:ind w:right="456" w:hanging="360"/>
       </w:pPr>
       <w:r>
-        <w:t xml:space="preserve">Concept- SoulsLike game where the player switches between a long range and short range attack option </w:t>
+        <w:t xml:space="preserve">Concept- </w:t>
+      </w:r>
+      <w:proofErr w:type="spellStart"/>
+      <w:r>
+        <w:t>SoulsLike</w:t>
+      </w:r>
+      <w:proofErr w:type="spellEnd"/>
+      <w:r>
+        <w:t xml:space="preserve"> game where the player switches between a long range and </w:t>
+      </w:r>
+      <w:proofErr w:type="gramStart"/>
+      <w:r>
+        <w:t>short range</w:t>
+      </w:r>
+      <w:proofErr w:type="gramEnd"/>
+      <w:r>
+        <w:t xml:space="preserve"> attack option </w:t>
       </w:r>
     </w:p>
     <w:p>
@@ -69,7 +85,23 @@
         <w:ind w:right="456" w:hanging="360"/>
       </w:pPr>
       <w:r>
-        <w:t xml:space="preserve">Genre – SoulsLike/ActionAdventure </w:t>
+        <w:t xml:space="preserve">Genre – </w:t>
+      </w:r>
+      <w:proofErr w:type="spellStart"/>
+      <w:r>
+        <w:t>SoulsLike</w:t>
+      </w:r>
+      <w:proofErr w:type="spellEnd"/>
+      <w:r>
+        <w:t>/</w:t>
+      </w:r>
+      <w:proofErr w:type="spellStart"/>
+      <w:r>
+        <w:t>ActionAdventure</w:t>
+      </w:r>
+      <w:proofErr w:type="spellEnd"/>
+      <w:r>
+        <w:t xml:space="preserve"> </w:t>
       </w:r>
     </w:p>
     <w:p>
@@ -82,7 +114,15 @@
         <w:ind w:right="456" w:hanging="360"/>
       </w:pPr>
       <w:r>
-        <w:t xml:space="preserve">Art – LowPoly, Medieval Fantasy aesthetic </w:t>
+        <w:t xml:space="preserve">Art – </w:t>
+      </w:r>
+      <w:proofErr w:type="spellStart"/>
+      <w:r>
+        <w:t>LowPoly</w:t>
+      </w:r>
+      <w:proofErr w:type="spellEnd"/>
+      <w:r>
+        <w:t xml:space="preserve">, Medieval Fantasy aesthetic </w:t>
       </w:r>
     </w:p>
     <w:p>
@@ -157,7 +197,15 @@
         <w:ind w:right="456" w:hanging="360"/>
       </w:pPr>
       <w:r>
-        <w:t xml:space="preserve">Level up weapon increase move slots </w:t>
+        <w:t xml:space="preserve">Level up weapon increase </w:t>
+      </w:r>
+      <w:proofErr w:type="gramStart"/>
+      <w:r>
+        <w:t>move</w:t>
+      </w:r>
+      <w:proofErr w:type="gramEnd"/>
+      <w:r>
+        <w:t xml:space="preserve"> slots </w:t>
       </w:r>
     </w:p>
     <w:p>
@@ -704,10 +752,7 @@
         <w:ind w:left="567" w:right="186" w:hanging="54"/>
       </w:pPr>
       <w:r>
-        <w:t>Style – beach/forest</w:t>
-      </w:r>
-      <w:r>
-        <w:t xml:space="preserve"> </w:t>
+        <w:t xml:space="preserve">Style – beach/forest </w:t>
       </w:r>
     </w:p>
     <w:p>
@@ -1298,7 +1343,15 @@
         <w:ind w:right="456"/>
       </w:pPr>
       <w:r>
-        <w:t xml:space="preserve">Boss healthbar </w:t>
+        <w:t xml:space="preserve">Boss </w:t>
+      </w:r>
+      <w:proofErr w:type="spellStart"/>
+      <w:r>
+        <w:t>healthbar</w:t>
+      </w:r>
+      <w:proofErr w:type="spellEnd"/>
+      <w:r>
+        <w:t xml:space="preserve"> </w:t>
       </w:r>
     </w:p>
     <w:p>
@@ -1446,7 +1499,15 @@
         <w:ind w:right="186"/>
       </w:pPr>
       <w:r>
-        <w:t xml:space="preserve">UI (in-game, menus, camera ,controls, etc.) </w:t>
+        <w:t xml:space="preserve">UI (in-game, menus, </w:t>
+      </w:r>
+      <w:proofErr w:type="gramStart"/>
+      <w:r>
+        <w:t>camera ,controls</w:t>
+      </w:r>
+      <w:proofErr w:type="gramEnd"/>
+      <w:r>
+        <w:t xml:space="preserve">, etc.) </w:t>
       </w:r>
     </w:p>
     <w:p>
@@ -1945,10 +2006,7 @@
         <w:ind w:right="0"/>
       </w:pPr>
       <w:r>
-        <w:t>dodge</w:t>
-      </w:r>
-      <w:r>
-        <w:t xml:space="preserve"> - Complete</w:t>
+        <w:t>dodge - Complete</w:t>
       </w:r>
     </w:p>
     <w:p>
@@ -1962,10 +2020,7 @@
         <w:ind w:right="0"/>
       </w:pPr>
       <w:r>
-        <w:t>block</w:t>
-      </w:r>
-      <w:r>
-        <w:t xml:space="preserve"> – code complete</w:t>
+        <w:t>block – code complete</w:t>
       </w:r>
     </w:p>
     <w:p>
@@ -1979,10 +2034,7 @@
         <w:ind w:right="0"/>
       </w:pPr>
       <w:r>
-        <w:t>parry</w:t>
-      </w:r>
-      <w:r>
-        <w:t xml:space="preserve"> – no animation/code </w:t>
+        <w:t xml:space="preserve">parry – no animation/code </w:t>
       </w:r>
     </w:p>
     <w:p>
@@ -1996,10 +2048,7 @@
         <w:ind w:right="0"/>
       </w:pPr>
       <w:r>
-        <w:t>level up (health, stamina, mana, damage)</w:t>
-      </w:r>
-      <w:r>
-        <w:t xml:space="preserve"> – code complete. Implementation needed (25</w:t>
+        <w:t>level up (health, stamina, mana, damage) – code complete. Implementation needed (25</w:t>
       </w:r>
       <w:r>
         <w:rPr>
@@ -2042,10 +2091,7 @@
         <w:ind w:right="0"/>
       </w:pPr>
       <w:r>
-        <w:t>Armor (flat damage reduction by enemy type)</w:t>
-      </w:r>
-      <w:r>
-        <w:t xml:space="preserve"> (27</w:t>
+        <w:t>Armor (flat damage reduction by enemy type) (27</w:t>
       </w:r>
       <w:r>
         <w:rPr>
@@ -2074,10 +2120,7 @@
         <w:ind w:right="0"/>
       </w:pPr>
       <w:r>
-        <w:t>Stun/react to block</w:t>
-      </w:r>
-      <w:r>
-        <w:t xml:space="preserve"> (3</w:t>
+        <w:t>Stun/react to block (3</w:t>
       </w:r>
       <w:r>
         <w:rPr>
@@ -2086,7 +2129,13 @@
         <w:t>rd</w:t>
       </w:r>
       <w:r>
-        <w:t xml:space="preserve"> April)</w:t>
+        <w:t xml:space="preserve"> </w:t>
+      </w:r>
+      <w:r>
+        <w:t>March</w:t>
+      </w:r>
+      <w:r>
+        <w:t>)</w:t>
       </w:r>
     </w:p>
     <w:p>
@@ -2100,10 +2149,15 @@
         <w:ind w:right="0"/>
       </w:pPr>
       <w:r>
-        <w:t>Fix sword hitbox</w:t>
-      </w:r>
-      <w:r>
-        <w:t>? (9</w:t>
+        <w:t xml:space="preserve">Fix sword </w:t>
+      </w:r>
+      <w:proofErr w:type="gramStart"/>
+      <w:r>
+        <w:t>hitbox?</w:t>
+      </w:r>
+      <w:proofErr w:type="gramEnd"/>
+      <w:r>
+        <w:t xml:space="preserve"> (9</w:t>
       </w:r>
       <w:r>
         <w:rPr>
@@ -2140,16 +2194,7 @@
         <w:ind w:right="0"/>
       </w:pPr>
       <w:r>
-        <w:t>Door (</w:t>
-      </w:r>
-      <w:r>
-        <w:t>code only/</w:t>
-      </w:r>
-      <w:r>
-        <w:t>animation/model not needed)</w:t>
-      </w:r>
-      <w:r>
-        <w:t xml:space="preserve"> </w:t>
+        <w:t xml:space="preserve">Door (code only/animation/model not needed) </w:t>
       </w:r>
       <w:r>
         <w:t>(6</w:t>
@@ -2192,71 +2237,7 @@
     </w:p>
     <w:p>
       <w:pPr>
-        <w:spacing w:after="160" w:line="278" w:lineRule="auto"/>
-        <w:ind w:right="0"/>
-      </w:pPr>
-    </w:p>
-    <w:p>
-      <w:pPr>
-        <w:spacing w:after="160" w:line="278" w:lineRule="auto"/>
-        <w:ind w:right="0"/>
-      </w:pPr>
-      <w:r>
-        <w:lastRenderedPageBreak/>
-        <w:t>Beta (13</w:t>
-      </w:r>
-      <w:r>
-        <w:rPr>
-          <w:vertAlign w:val="superscript"/>
-        </w:rPr>
-        <w:t>th</w:t>
-      </w:r>
-      <w:r>
-        <w:t xml:space="preserve"> April)</w:t>
-      </w:r>
-    </w:p>
-    <w:p>
-      <w:pPr>
-        <w:spacing w:after="160" w:line="278" w:lineRule="auto"/>
-        <w:ind w:right="0"/>
-      </w:pPr>
-      <w:r>
-        <w:t>Release (27</w:t>
-      </w:r>
-      <w:r>
-        <w:rPr>
-          <w:vertAlign w:val="superscript"/>
-        </w:rPr>
-        <w:t>th</w:t>
-      </w:r>
-      <w:r>
-        <w:t xml:space="preserve"> April)</w:t>
-      </w:r>
-    </w:p>
-    <w:p>
-      <w:pPr>
-        <w:spacing w:after="160" w:line="278" w:lineRule="auto"/>
-        <w:ind w:right="0"/>
-      </w:pPr>
-    </w:p>
-    <w:p>
-      <w:pPr>
-        <w:spacing w:after="116" w:line="259" w:lineRule="auto"/>
-        <w:ind w:left="0" w:right="2830" w:firstLine="0"/>
-      </w:pPr>
-    </w:p>
-    <w:p>
-      <w:pPr>
         <w:spacing w:after="183" w:line="259" w:lineRule="auto"/>
-        <w:ind w:left="0" w:right="0" w:firstLine="0"/>
-      </w:pPr>
-      <w:r>
-        <w:t xml:space="preserve"> </w:t>
-      </w:r>
-    </w:p>
-    <w:p>
-      <w:pPr>
-        <w:spacing w:after="0" w:line="259" w:lineRule="auto"/>
         <w:ind w:left="0" w:right="0" w:firstLine="0"/>
       </w:pPr>
       <w:r>
